--- a/React doc/react_hooks_4/useState_1.docx
+++ b/React doc/react_hooks_4/useState_1.docx
@@ -2496,15 +2496,7 @@
     </w:p>
     <w:p>
       <w:r>
-        <w:t xml:space="preserve">Imagine you are a </w:t>
-      </w:r>
-      <w:proofErr w:type="gramStart"/>
-      <w:r>
-        <w:t>student</w:t>
-      </w:r>
-      <w:proofErr w:type="gramEnd"/>
-      <w:r>
-        <w:t xml:space="preserve"> and you have </w:t>
+        <w:t xml:space="preserve">Imagine you are a student and you have </w:t>
       </w:r>
       <w:r>
         <w:rPr>
@@ -19238,4 +19230,16 @@
     </a:ext>
   </a:extLst>
 </a:theme>
+</file>
+
+<file path=customXml/item1.xml><?xml version="1.0" encoding="utf-8"?>
+<b:Sources xmlns:b="http://schemas.openxmlformats.org/officeDocument/2006/bibliography" xmlns="http://schemas.openxmlformats.org/officeDocument/2006/bibliography" SelectedStyle="\APASixthEditionOfficeOnline.xsl" StyleName="APA" Version="6"/>
+</file>
+
+<file path=customXml/itemProps1.xml><?xml version="1.0" encoding="utf-8"?>
+<ds:datastoreItem xmlns:ds="http://schemas.openxmlformats.org/officeDocument/2006/customXml" ds:itemID="{7EF44F88-7ED6-4A3F-8AEA-E0F6A69EDE89}">
+  <ds:schemaRefs>
+    <ds:schemaRef ds:uri="http://schemas.openxmlformats.org/officeDocument/2006/bibliography"/>
+  </ds:schemaRefs>
+</ds:datastoreItem>
 </file>